--- a/resumes/Velocitai Digital-Product Manager.docx
+++ b/resumes/Velocitai Digital-Product Manager.docx
@@ -319,7 +319,7 @@
           <w:i w:val="0"/>
           <w:sz w:val="19"/>
         </w:rPr>
-        <w:t>Product Vision &amp; Roadmapping · Backlog Management &amp; Prioritization (RICE) · Agile/Scrum Delivery (Sprint Planning, Grooming, Retrospectives) · PRD &amp; User Story Writing · KPI-Driven Iteration &amp; Analytics · Market &amp; Competitive Research · Monetization &amp; Unit Economics · Cross-Functional Stakeholder Management · GenAI Product Development · B2C &amp; Two-Sided Platforms</w:t>
+        <w:t>Product Vision &amp; Roadmapping · Backlog Management &amp; Prioritization (RICE) · Agile/Scrum Delivery (Sprint Planning, Grooming, Retrospectives) · PRD &amp; User Story Writing · KPI-Driven Iteration &amp; Analytics · Market &amp; Competitive Research · Monetization &amp; Unit Economics · Cross-Functional Stakeholder Management · GenAI Product Development · B2C Digital Products &amp; Two-Sided Platforms</w:t>
       </w:r>
     </w:p>
     <w:p>

--- a/resumes/Velocitai Digital-Product Manager.docx
+++ b/resumes/Velocitai Digital-Product Manager.docx
@@ -258,7 +258,7 @@
           <w:color w:val="2E5AAC"/>
           <w:sz w:val="19"/>
         </w:rPr>
-        <w:t>AI, Design &amp; Automation</w:t>
+        <w:t>Support Systems, Payments &amp; Automation</w:t>
       </w:r>
     </w:p>
     <w:p>
@@ -273,7 +273,7 @@
           <w:i w:val="0"/>
           <w:sz w:val="19"/>
         </w:rPr>
-        <w:t>Designed prototypes and MVP interfaces for the app, LMS, and CRM in Figma, Adobe Express, and Canva AI -- using Gemini, Claude, ChatGPT, and Codex to accelerate iteration into clickable flows that aligned engineering and stakeholders before build.</w:t>
+        <w:t>Built a unified, omnichannel customer-support helpdesk consolidating issues raised across LMS, email, WhatsApp chatbot, and in-platform chatbot channels into one system; API-integrated multiple payment gateways handling both payment creation and status verification.</w:t>
       </w:r>
     </w:p>
     <w:p>
@@ -288,7 +288,7 @@
           <w:i w:val="0"/>
           <w:sz w:val="19"/>
         </w:rPr>
-        <w:t>Shipped a production GenAI layer (speech/text learning with contextual, age-appropriate responses) and a support chatbot that cut escalations; revamped the Sales CRM (lead navigation, integrated calling, revenue tracking, target-vs-achievement, incentive management), cutting sales-ops workload 80%.</w:t>
+        <w:t>Shipped a production GenAI layer (speech/text learning with contextual, age-appropriate responses); revamped the Sales CRM (lead navigation, integrated calling, revenue tracking, target-vs-achievement, incentive management), cutting sales-ops workload 80%.</w:t>
       </w:r>
     </w:p>
     <w:p>

--- a/resumes/Velocitai Digital-Product Manager.docx
+++ b/resumes/Velocitai Digital-Product Manager.docx
@@ -138,7 +138,7 @@
           <w:color w:val="333333"/>
           <w:sz w:val="19"/>
         </w:rPr>
-        <w:t>Own the full product suite of a B2C EdTech startup: consumer app, student &amp; teacher LMS, sales CRM, product-led growth &amp; renewal engine, and an in-house AI layer.</w:t>
+        <w:t>Own the full product suite of a B2C EdTech startup -- one of India's largest public speaking &amp; creative writing platforms: consumer app, student &amp; teacher LMS, sales CRM, product-led growth &amp; renewal engine, and an in-house AI layer.</w:t>
       </w:r>
     </w:p>
     <w:p>
